--- a/docs/Checkpoint_4_Spec.docx
+++ b/docs/Checkpoint_4_Spec.docx
@@ -3497,7 +3497,7 @@
               <w:rPr>
                 <w:sz w:val="18"/>
               </w:rPr>
-              <w:t>Form A, raw sample, peer evals</w:t>
+              <w:t>Form A, raw sample, Form B</w:t>
             </w:r>
           </w:p>
         </w:tc>
@@ -3516,10 +3516,16 @@
             </w:r>
             <w:r>
               <w:rPr>
+                <w:sz w:val="18"/>
+              </w:rPr>
+              <w:t xml:space="preserve">Forms ready — </w:t>
+            </w:r>
+            <w:r>
+              <w:rPr>
                 <w:b/>
                 <w:sz w:val="18"/>
               </w:rPr>
-              <w:t>ACTION: peer evaluation forms</w:t>
+              <w:t>ACTION: sign them</w:t>
             </w:r>
           </w:p>
         </w:tc>
@@ -4694,35 +4700,825 @@
       </w:r>
     </w:p>
     <w:p>
+      <w:r>
+        <w:t>Taken from the brief's Checkpoint 4 submission requirements, in its order.</w:t>
+      </w:r>
+    </w:p>
+    <w:tbl>
+      <w:tblPr>
+        <w:tblStyle w:val="LightGrid-Accent1"/>
+        <w:tblW w:type="auto" w:w="0"/>
+        <w:jc w:val="center"/>
+        <w:tblLayout w:type="autofit"/>
+        <w:tblLook w:firstColumn="1" w:firstRow="1" w:lastColumn="0" w:lastRow="0" w:noHBand="0" w:noVBand="1" w:val="04A0"/>
+      </w:tblPr>
+      <w:tblGrid>
+        <w:gridCol w:w="4680"/>
+        <w:gridCol w:w="4680"/>
+      </w:tblGrid>
+      <w:tr>
+        <w:tc>
+          <w:tcPr>
+            <w:tcW w:type="dxa" w:w="4680"/>
+          </w:tcPr>
+          <w:p>
+            <w:r>
+              <w:rPr>
+                <w:b/>
+              </w:rPr>
+            </w:r>
+            <w:r>
+              <w:rPr>
+                <w:b/>
+              </w:rPr>
+              <w:t>Deliverable</w:t>
+            </w:r>
+          </w:p>
+        </w:tc>
+        <w:tc>
+          <w:tcPr>
+            <w:tcW w:type="dxa" w:w="4680"/>
+          </w:tcPr>
+          <w:p>
+            <w:r>
+              <w:rPr>
+                <w:b/>
+              </w:rPr>
+            </w:r>
+            <w:r>
+              <w:rPr>
+                <w:b/>
+              </w:rPr>
+              <w:t>Status</w:t>
+            </w:r>
+          </w:p>
+        </w:tc>
+      </w:tr>
+      <w:tr>
+        <w:tc>
+          <w:tcPr>
+            <w:tcW w:type="dxa" w:w="4680"/>
+          </w:tcPr>
+          <w:p>
+            <w:pPr>
+              <w:spacing w:line="240" w:lineRule="auto"/>
+            </w:pPr>
+            <w:r>
+              <w:rPr>
+                <w:sz w:val="18"/>
+              </w:rPr>
+            </w:r>
+            <w:r>
+              <w:rPr>
+                <w:sz w:val="18"/>
+              </w:rPr>
+              <w:t xml:space="preserve">Final capstone report — spiral-bound hardcopy </w:t>
+            </w:r>
+            <w:r>
+              <w:rPr>
+                <w:b/>
+                <w:sz w:val="18"/>
+              </w:rPr>
+              <w:t>and</w:t>
+            </w:r>
+            <w:r>
+              <w:rPr>
+                <w:sz w:val="18"/>
+              </w:rPr>
+              <w:t xml:space="preserve"> digital PDF</w:t>
+            </w:r>
+          </w:p>
+        </w:tc>
+        <w:tc>
+          <w:tcPr>
+            <w:tcW w:type="dxa" w:w="4680"/>
+          </w:tcPr>
+          <w:p>
+            <w:pPr>
+              <w:spacing w:line="240" w:lineRule="auto"/>
+            </w:pPr>
+            <w:r>
+              <w:rPr>
+                <w:sz w:val="18"/>
+              </w:rPr>
+            </w:r>
+            <w:r>
+              <w:rPr>
+                <w:b/>
+                <w:sz w:val="18"/>
+              </w:rPr>
+              <w:t>ACTION: integrate the 11 sections</w:t>
+            </w:r>
+          </w:p>
+        </w:tc>
+      </w:tr>
+      <w:tr>
+        <w:tc>
+          <w:tcPr>
+            <w:tcW w:type="dxa" w:w="4680"/>
+          </w:tcPr>
+          <w:p>
+            <w:pPr>
+              <w:spacing w:line="240" w:lineRule="auto"/>
+            </w:pPr>
+            <w:r>
+              <w:rPr>
+                <w:sz w:val="18"/>
+              </w:rPr>
+            </w:r>
+            <w:r>
+              <w:rPr>
+                <w:sz w:val="18"/>
+              </w:rPr>
+              <w:t>All digital files in one organised folder: SQL, Excel, Power BI, datasets</w:t>
+            </w:r>
+          </w:p>
+        </w:tc>
+        <w:tc>
+          <w:tcPr>
+            <w:tcW w:type="dxa" w:w="4680"/>
+          </w:tcPr>
+          <w:p>
+            <w:pPr>
+              <w:spacing w:line="240" w:lineRule="auto"/>
+            </w:pPr>
+            <w:r>
+              <w:rPr>
+                <w:sz w:val="18"/>
+              </w:rPr>
+            </w:r>
+            <w:r>
+              <w:rPr>
+                <w:sz w:val="18"/>
+              </w:rPr>
+              <w:t xml:space="preserve">Everything exists except the </w:t>
+            </w:r>
+            <w:r>
+              <w:rPr>
+                <w:rFonts w:ascii="Consolas" w:hAnsi="Consolas"/>
+                <w:color w:val="2F6F9F"/>
+                <w:sz w:val="18"/>
+              </w:rPr>
+              <w:t>.pbix</w:t>
+            </w:r>
+            <w:r>
+              <w:rPr>
+                <w:sz w:val="18"/>
+              </w:rPr>
+              <w:t xml:space="preserve"> — see below</w:t>
+            </w:r>
+          </w:p>
+        </w:tc>
+      </w:tr>
+      <w:tr>
+        <w:tc>
+          <w:tcPr>
+            <w:tcW w:type="dxa" w:w="4680"/>
+          </w:tcPr>
+          <w:p>
+            <w:pPr>
+              <w:spacing w:line="240" w:lineRule="auto"/>
+            </w:pPr>
+            <w:r>
+              <w:rPr>
+                <w:sz w:val="18"/>
+              </w:rPr>
+            </w:r>
+            <w:r>
+              <w:rPr>
+                <w:sz w:val="18"/>
+              </w:rPr>
+              <w:t xml:space="preserve">Presentation slide deck, </w:t>
+            </w:r>
+            <w:r>
+              <w:rPr>
+                <w:rFonts w:ascii="Consolas" w:hAnsi="Consolas"/>
+                <w:color w:val="2F6F9F"/>
+                <w:sz w:val="18"/>
+              </w:rPr>
+              <w:t>.pptx</w:t>
+            </w:r>
+            <w:r>
+              <w:rPr>
+                <w:sz w:val="18"/>
+              </w:rPr>
+              <w:t xml:space="preserve"> or </w:t>
+            </w:r>
+            <w:r>
+              <w:rPr>
+                <w:rFonts w:ascii="Consolas" w:hAnsi="Consolas"/>
+                <w:color w:val="2F6F9F"/>
+                <w:sz w:val="18"/>
+              </w:rPr>
+              <w:t>.pdf</w:t>
+            </w:r>
+          </w:p>
+        </w:tc>
+        <w:tc>
+          <w:tcPr>
+            <w:tcW w:type="dxa" w:w="4680"/>
+          </w:tcPr>
+          <w:p>
+            <w:pPr>
+              <w:spacing w:line="240" w:lineRule="auto"/>
+            </w:pPr>
+            <w:r>
+              <w:rPr>
+                <w:sz w:val="18"/>
+              </w:rPr>
+            </w:r>
+            <w:r>
+              <w:rPr>
+                <w:b/>
+                <w:sz w:val="18"/>
+              </w:rPr>
+              <w:t>ACTION: not yet built</w:t>
+            </w:r>
+          </w:p>
+        </w:tc>
+      </w:tr>
+      <w:tr>
+        <w:tc>
+          <w:tcPr>
+            <w:tcW w:type="dxa" w:w="4680"/>
+          </w:tcPr>
+          <w:p>
+            <w:pPr>
+              <w:spacing w:line="240" w:lineRule="auto"/>
+            </w:pPr>
+            <w:r>
+              <w:rPr>
+                <w:sz w:val="18"/>
+              </w:rPr>
+            </w:r>
+            <w:r>
+              <w:rPr>
+                <w:sz w:val="18"/>
+              </w:rPr>
+              <w:t>Peer Evaluation Forms, one per member, signed</w:t>
+            </w:r>
+          </w:p>
+        </w:tc>
+        <w:tc>
+          <w:tcPr>
+            <w:tcW w:type="dxa" w:w="4680"/>
+          </w:tcPr>
+          <w:p>
+            <w:pPr>
+              <w:spacing w:line="240" w:lineRule="auto"/>
+            </w:pPr>
+            <w:r>
+              <w:rPr>
+                <w:sz w:val="18"/>
+              </w:rPr>
+            </w:r>
+            <w:r>
+              <w:rPr>
+                <w:rFonts w:ascii="Consolas" w:hAnsi="Consolas"/>
+                <w:color w:val="2F6F9F"/>
+                <w:sz w:val="18"/>
+              </w:rPr>
+              <w:t>reports/Form_B_Peer_Evaluation.docx</w:t>
+            </w:r>
+            <w:r>
+              <w:rPr>
+                <w:sz w:val="18"/>
+              </w:rPr>
+              <w:t xml:space="preserve"> — three copies, </w:t>
+            </w:r>
+            <w:r>
+              <w:rPr>
+                <w:b/>
+                <w:sz w:val="18"/>
+              </w:rPr>
+              <w:t>ACTION: sign</w:t>
+            </w:r>
+          </w:p>
+        </w:tc>
+      </w:tr>
+      <w:tr>
+        <w:tc>
+          <w:tcPr>
+            <w:tcW w:type="dxa" w:w="4680"/>
+          </w:tcPr>
+          <w:p>
+            <w:pPr>
+              <w:spacing w:line="240" w:lineRule="auto"/>
+            </w:pPr>
+            <w:r>
+              <w:rPr>
+                <w:sz w:val="18"/>
+              </w:rPr>
+            </w:r>
+            <w:r>
+              <w:rPr>
+                <w:sz w:val="18"/>
+              </w:rPr>
+              <w:t xml:space="preserve">Individual Contribution Forms for </w:t>
+            </w:r>
+            <w:r>
+              <w:rPr>
+                <w:b/>
+                <w:sz w:val="18"/>
+              </w:rPr>
+              <w:t>all four</w:t>
+            </w:r>
+            <w:r>
+              <w:rPr>
+                <w:sz w:val="18"/>
+              </w:rPr>
+              <w:t xml:space="preserve"> checkpoints</w:t>
+            </w:r>
+          </w:p>
+        </w:tc>
+        <w:tc>
+          <w:tcPr>
+            <w:tcW w:type="dxa" w:w="4680"/>
+          </w:tcPr>
+          <w:p>
+            <w:pPr>
+              <w:spacing w:line="240" w:lineRule="auto"/>
+            </w:pPr>
+            <w:r>
+              <w:rPr>
+                <w:sz w:val="18"/>
+              </w:rPr>
+            </w:r>
+            <w:r>
+              <w:rPr>
+                <w:rFonts w:ascii="Consolas" w:hAnsi="Consolas"/>
+                <w:color w:val="2F6F9F"/>
+                <w:sz w:val="18"/>
+              </w:rPr>
+              <w:t>reports/Form_A_Individual_Contribution.docx</w:t>
+            </w:r>
+            <w:r>
+              <w:rPr>
+                <w:sz w:val="18"/>
+              </w:rPr>
+              <w:t xml:space="preserve"> — twelve copies, </w:t>
+            </w:r>
+            <w:r>
+              <w:rPr>
+                <w:b/>
+                <w:sz w:val="18"/>
+              </w:rPr>
+              <w:t>ACTION: sign</w:t>
+            </w:r>
+          </w:p>
+        </w:tc>
+      </w:tr>
+      <w:tr>
+        <w:tc>
+          <w:tcPr>
+            <w:tcW w:type="dxa" w:w="4680"/>
+          </w:tcPr>
+          <w:p>
+            <w:pPr>
+              <w:spacing w:line="240" w:lineRule="auto"/>
+            </w:pPr>
+            <w:r>
+              <w:rPr>
+                <w:sz w:val="18"/>
+              </w:rPr>
+            </w:r>
+            <w:r>
+              <w:rPr>
+                <w:sz w:val="18"/>
+              </w:rPr>
+              <w:t>Due: beginning of Week 16, before defense schedules begin</w:t>
+            </w:r>
+          </w:p>
+        </w:tc>
+        <w:tc>
+          <w:tcPr>
+            <w:tcW w:type="dxa" w:w="4680"/>
+          </w:tcPr>
+          <w:p>
+            <w:pPr>
+              <w:spacing w:line="240" w:lineRule="auto"/>
+            </w:pPr>
+            <w:r>
+              <w:rPr>
+                <w:sz w:val="18"/>
+              </w:rPr>
+            </w:r>
+            <w:r>
+              <w:rPr>
+                <w:sz w:val="18"/>
+              </w:rPr>
+              <w:t>—</w:t>
+            </w:r>
+          </w:p>
+        </w:tc>
+      </w:tr>
+    </w:tbl>
+    <w:p>
       <w:pPr>
-        <w:pStyle w:val="ListBullet"/>
+        <w:spacing w:after="200" w:line="240" w:lineRule="auto"/>
+        <w:jc w:val="center"/>
       </w:pPr>
       <w:r>
-        <w:t>Printed integrated capstone report, all eleven sections</w:t>
+        <w:rPr>
+          <w:i/>
+          <w:color w:val="7B8994"/>
+          <w:sz w:val="20"/>
+        </w:rPr>
+        <w:t>Table 9. Submission checklist</w:t>
       </w:r>
     </w:p>
     <w:p>
+      <w:r>
+        <w:rPr>
+          <w:b/>
+        </w:rPr>
+        <w:t>What goes in the digital folder.</w:t>
+      </w:r>
+      <w:r>
+        <w:t xml:space="preserve"> The brief asks for one organised folder containing the SQL, the Excel, the Power BI file and the datasets:</w:t>
+      </w:r>
+    </w:p>
+    <w:tbl>
+      <w:tblPr>
+        <w:tblStyle w:val="LightGrid-Accent1"/>
+        <w:tblW w:type="auto" w:w="0"/>
+        <w:jc w:val="center"/>
+        <w:tblLayout w:type="autofit"/>
+        <w:tblLook w:firstColumn="1" w:firstRow="1" w:lastColumn="0" w:lastRow="0" w:noHBand="0" w:noVBand="1" w:val="04A0"/>
+      </w:tblPr>
+      <w:tblGrid>
+        <w:gridCol w:w="4680"/>
+        <w:gridCol w:w="4680"/>
+      </w:tblGrid>
+      <w:tr>
+        <w:tc>
+          <w:tcPr>
+            <w:tcW w:type="dxa" w:w="4680"/>
+          </w:tcPr>
+          <w:p>
+            <w:r>
+              <w:rPr>
+                <w:b/>
+              </w:rPr>
+            </w:r>
+            <w:r>
+              <w:rPr>
+                <w:b/>
+              </w:rPr>
+              <w:t>Folder</w:t>
+            </w:r>
+          </w:p>
+        </w:tc>
+        <w:tc>
+          <w:tcPr>
+            <w:tcW w:type="dxa" w:w="4680"/>
+          </w:tcPr>
+          <w:p>
+            <w:r>
+              <w:rPr>
+                <w:b/>
+              </w:rPr>
+            </w:r>
+            <w:r>
+              <w:rPr>
+                <w:b/>
+              </w:rPr>
+              <w:t>From this repository</w:t>
+            </w:r>
+          </w:p>
+        </w:tc>
+      </w:tr>
+      <w:tr>
+        <w:tc>
+          <w:tcPr>
+            <w:tcW w:type="dxa" w:w="4680"/>
+          </w:tcPr>
+          <w:p>
+            <w:pPr>
+              <w:spacing w:line="240" w:lineRule="auto"/>
+            </w:pPr>
+            <w:r>
+              <w:rPr>
+                <w:sz w:val="18"/>
+              </w:rPr>
+            </w:r>
+            <w:r>
+              <w:rPr>
+                <w:rFonts w:ascii="Consolas" w:hAnsi="Consolas"/>
+                <w:color w:val="2F6F9F"/>
+                <w:sz w:val="18"/>
+              </w:rPr>
+              <w:t>sql/</w:t>
+            </w:r>
+          </w:p>
+        </w:tc>
+        <w:tc>
+          <w:tcPr>
+            <w:tcW w:type="dxa" w:w="4680"/>
+          </w:tcPr>
+          <w:p>
+            <w:pPr>
+              <w:spacing w:line="240" w:lineRule="auto"/>
+            </w:pPr>
+            <w:r>
+              <w:rPr>
+                <w:sz w:val="18"/>
+              </w:rPr>
+            </w:r>
+            <w:r>
+              <w:rPr>
+                <w:rFonts w:ascii="Consolas" w:hAnsi="Consolas"/>
+                <w:color w:val="2F6F9F"/>
+                <w:sz w:val="18"/>
+              </w:rPr>
+              <w:t>01_schema_mysql.sql</w:t>
+            </w:r>
+            <w:r>
+              <w:rPr>
+                <w:sz w:val="18"/>
+              </w:rPr>
+              <w:t xml:space="preserve">, </w:t>
+            </w:r>
+            <w:r>
+              <w:rPr>
+                <w:rFonts w:ascii="Consolas" w:hAnsi="Consolas"/>
+                <w:color w:val="2F6F9F"/>
+                <w:sz w:val="18"/>
+              </w:rPr>
+              <w:t>02_mysql_full_import.sql</w:t>
+            </w:r>
+            <w:r>
+              <w:rPr>
+                <w:sz w:val="18"/>
+              </w:rPr>
+              <w:t xml:space="preserve">, </w:t>
+            </w:r>
+            <w:r>
+              <w:rPr>
+                <w:rFonts w:ascii="Consolas" w:hAnsi="Consolas"/>
+                <w:color w:val="2F6F9F"/>
+                <w:sz w:val="18"/>
+              </w:rPr>
+              <w:t>04_queries.sql</w:t>
+            </w:r>
+            <w:r>
+              <w:rPr>
+                <w:sz w:val="18"/>
+              </w:rPr>
+              <w:t xml:space="preserve">, </w:t>
+            </w:r>
+            <w:r>
+              <w:rPr>
+                <w:rFonts w:ascii="Consolas" w:hAnsi="Consolas"/>
+                <w:color w:val="2F6F9F"/>
+                <w:sz w:val="18"/>
+              </w:rPr>
+              <w:t>06_dashboard_views.sql</w:t>
+            </w:r>
+          </w:p>
+        </w:tc>
+      </w:tr>
+      <w:tr>
+        <w:tc>
+          <w:tcPr>
+            <w:tcW w:type="dxa" w:w="4680"/>
+          </w:tcPr>
+          <w:p>
+            <w:pPr>
+              <w:spacing w:line="240" w:lineRule="auto"/>
+            </w:pPr>
+            <w:r>
+              <w:rPr>
+                <w:sz w:val="18"/>
+              </w:rPr>
+            </w:r>
+            <w:r>
+              <w:rPr>
+                <w:rFonts w:ascii="Consolas" w:hAnsi="Consolas"/>
+                <w:color w:val="2F6F9F"/>
+                <w:sz w:val="18"/>
+              </w:rPr>
+              <w:t>excel/</w:t>
+            </w:r>
+          </w:p>
+        </w:tc>
+        <w:tc>
+          <w:tcPr>
+            <w:tcW w:type="dxa" w:w="4680"/>
+          </w:tcPr>
+          <w:p>
+            <w:pPr>
+              <w:spacing w:line="240" w:lineRule="auto"/>
+            </w:pPr>
+            <w:r>
+              <w:rPr>
+                <w:sz w:val="18"/>
+              </w:rPr>
+            </w:r>
+            <w:r>
+              <w:rPr>
+                <w:rFonts w:ascii="Consolas" w:hAnsi="Consolas"/>
+                <w:color w:val="2F6F9F"/>
+                <w:sz w:val="18"/>
+              </w:rPr>
+              <w:t>reports/Checkpoint_2_Workbook.xlsx</w:t>
+            </w:r>
+            <w:r>
+              <w:rPr>
+                <w:sz w:val="18"/>
+              </w:rPr>
+              <w:t xml:space="preserve"> — the Checkpoint 2 deliverable, unchanged</w:t>
+            </w:r>
+          </w:p>
+        </w:tc>
+      </w:tr>
+      <w:tr>
+        <w:tc>
+          <w:tcPr>
+            <w:tcW w:type="dxa" w:w="4680"/>
+          </w:tcPr>
+          <w:p>
+            <w:pPr>
+              <w:spacing w:line="240" w:lineRule="auto"/>
+            </w:pPr>
+            <w:r>
+              <w:rPr>
+                <w:sz w:val="18"/>
+              </w:rPr>
+            </w:r>
+            <w:r>
+              <w:rPr>
+                <w:rFonts w:ascii="Consolas" w:hAnsi="Consolas"/>
+                <w:color w:val="2F6F9F"/>
+                <w:sz w:val="18"/>
+              </w:rPr>
+              <w:t>powerbi/</w:t>
+            </w:r>
+          </w:p>
+        </w:tc>
+        <w:tc>
+          <w:tcPr>
+            <w:tcW w:type="dxa" w:w="4680"/>
+          </w:tcPr>
+          <w:p>
+            <w:pPr>
+              <w:spacing w:line="240" w:lineRule="auto"/>
+            </w:pPr>
+            <w:r>
+              <w:rPr>
+                <w:sz w:val="18"/>
+              </w:rPr>
+            </w:r>
+            <w:r>
+              <w:rPr>
+                <w:rFonts w:ascii="Consolas" w:hAnsi="Consolas"/>
+                <w:color w:val="2F6F9F"/>
+                <w:sz w:val="18"/>
+              </w:rPr>
+              <w:t>Checkpoint_3_Dashboard.pbix</w:t>
+            </w:r>
+            <w:r>
+              <w:rPr>
+                <w:sz w:val="18"/>
+              </w:rPr>
+              <w:t xml:space="preserve"> and its exported PDF — </w:t>
+            </w:r>
+            <w:r>
+              <w:rPr>
+                <w:b/>
+                <w:sz w:val="18"/>
+              </w:rPr>
+              <w:t>ACTION</w:t>
+            </w:r>
+          </w:p>
+        </w:tc>
+      </w:tr>
+      <w:tr>
+        <w:tc>
+          <w:tcPr>
+            <w:tcW w:type="dxa" w:w="4680"/>
+          </w:tcPr>
+          <w:p>
+            <w:pPr>
+              <w:spacing w:line="240" w:lineRule="auto"/>
+            </w:pPr>
+            <w:r>
+              <w:rPr>
+                <w:sz w:val="18"/>
+              </w:rPr>
+            </w:r>
+            <w:r>
+              <w:rPr>
+                <w:rFonts w:ascii="Consolas" w:hAnsi="Consolas"/>
+                <w:color w:val="2F6F9F"/>
+                <w:sz w:val="18"/>
+              </w:rPr>
+              <w:t>data/</w:t>
+            </w:r>
+          </w:p>
+        </w:tc>
+        <w:tc>
+          <w:tcPr>
+            <w:tcW w:type="dxa" w:w="4680"/>
+          </w:tcPr>
+          <w:p>
+            <w:pPr>
+              <w:spacing w:line="240" w:lineRule="auto"/>
+            </w:pPr>
+            <w:r>
+              <w:rPr>
+                <w:sz w:val="18"/>
+              </w:rPr>
+            </w:r>
+            <w:r>
+              <w:rPr>
+                <w:rFonts w:ascii="Consolas" w:hAnsi="Consolas"/>
+                <w:color w:val="2F6F9F"/>
+                <w:sz w:val="18"/>
+              </w:rPr>
+              <w:t>data/raw/sales_dataset_raw.csv</w:t>
+            </w:r>
+            <w:r>
+              <w:rPr>
+                <w:sz w:val="18"/>
+              </w:rPr>
+              <w:t xml:space="preserve"> and </w:t>
+            </w:r>
+            <w:r>
+              <w:rPr>
+                <w:rFonts w:ascii="Consolas" w:hAnsi="Consolas"/>
+                <w:color w:val="2F6F9F"/>
+                <w:sz w:val="18"/>
+              </w:rPr>
+              <w:t>data/dashboard/*.csv</w:t>
+            </w:r>
+          </w:p>
+        </w:tc>
+      </w:tr>
+      <w:tr>
+        <w:tc>
+          <w:tcPr>
+            <w:tcW w:type="dxa" w:w="4680"/>
+          </w:tcPr>
+          <w:p>
+            <w:pPr>
+              <w:spacing w:line="240" w:lineRule="auto"/>
+            </w:pPr>
+            <w:r>
+              <w:rPr>
+                <w:sz w:val="18"/>
+              </w:rPr>
+            </w:r>
+            <w:r>
+              <w:rPr>
+                <w:rFonts w:ascii="Consolas" w:hAnsi="Consolas"/>
+                <w:color w:val="2F6F9F"/>
+                <w:sz w:val="18"/>
+              </w:rPr>
+              <w:t>reports/</w:t>
+            </w:r>
+          </w:p>
+        </w:tc>
+        <w:tc>
+          <w:tcPr>
+            <w:tcW w:type="dxa" w:w="4680"/>
+          </w:tcPr>
+          <w:p>
+            <w:pPr>
+              <w:spacing w:line="240" w:lineRule="auto"/>
+            </w:pPr>
+            <w:r>
+              <w:rPr>
+                <w:sz w:val="18"/>
+              </w:rPr>
+            </w:r>
+            <w:r>
+              <w:rPr>
+                <w:sz w:val="18"/>
+              </w:rPr>
+              <w:t>All four checkpoint reports as PDF</w:t>
+            </w:r>
+          </w:p>
+        </w:tc>
+      </w:tr>
+    </w:tbl>
+    <w:p>
       <w:pPr>
-        <w:pStyle w:val="ListBullet"/>
+        <w:spacing w:after="200" w:line="240" w:lineRule="auto"/>
+        <w:jc w:val="center"/>
       </w:pPr>
       <w:r>
-        <w:t>Dashboard file and exported PDF</w:t>
+        <w:rPr>
+          <w:i/>
+          <w:color w:val="7B8994"/>
+          <w:sz w:val="20"/>
+        </w:rPr>
+        <w:t>Table 10. Submission checklist</w:t>
       </w:r>
     </w:p>
     <w:p>
-      <w:pPr>
-        <w:pStyle w:val="ListBullet"/>
-      </w:pPr>
       <w:r>
-        <w:t>Signed Individual Contribution Forms</w:t>
-      </w:r>
-    </w:p>
-    <w:p>
-      <w:pPr>
-        <w:pStyle w:val="ListBullet"/>
-      </w:pPr>
-      <w:r>
-        <w:t>Peer evaluation forms</w:t>
+        <w:t>The Excel workbook is Checkpoint 2's and needs no changes for Checkpoint 4 — it is included because the brief asks for all digital files together, not because anything new is required of it.</w:t>
       </w:r>
     </w:p>
     <w:p>

--- a/docs/Checkpoint_4_Spec.docx
+++ b/docs/Checkpoint_4_Spec.docx
@@ -4209,6 +4209,39 @@
       </w:r>
     </w:p>
     <w:p>
+      <w:r>
+        <w:rPr>
+          <w:b/>
+        </w:rPr>
+        <w:t>The deck is built</w:t>
+      </w:r>
+      <w:r>
+        <w:t xml:space="preserve">: </w:t>
+      </w:r>
+      <w:r>
+        <w:rPr>
+          <w:rFonts w:ascii="Consolas" w:hAnsi="Consolas"/>
+          <w:color w:val="2F6F9F"/>
+          <w:sz w:val="18"/>
+        </w:rPr>
+        <w:t>reports/Capstone_Defense_Deck.pptx</w:t>
+      </w:r>
+      <w:r>
+        <w:t xml:space="preserve">, 23 slides mapped to the seven segments, with speaker notes on every slide. Two things to do to it before the defense — replace the wireframe on the demo slide with a screenshot of the finished dashboard, and fill the group number on the title slide. Rebuild with </w:t>
+      </w:r>
+      <w:r>
+        <w:rPr>
+          <w:rFonts w:ascii="Consolas" w:hAnsi="Consolas"/>
+          <w:color w:val="2F6F9F"/>
+          <w:sz w:val="18"/>
+        </w:rPr>
+        <w:t>node scripts/build_deck.js</w:t>
+      </w:r>
+      <w:r>
+        <w:t xml:space="preserve"> after editing the generator rather than editing the file by hand, or the two will drift.</w:t>
+      </w:r>
+    </w:p>
+    <w:p>
       <w:pPr>
         <w:pStyle w:val="Heading3"/>
       </w:pPr>
@@ -4929,10 +4962,24 @@
             </w:r>
             <w:r>
               <w:rPr>
+                <w:rFonts w:ascii="Consolas" w:hAnsi="Consolas"/>
+                <w:color w:val="2F6F9F"/>
+                <w:sz w:val="18"/>
+              </w:rPr>
+              <w:t>reports/Capstone_Defense_Deck.pptx</w:t>
+            </w:r>
+            <w:r>
+              <w:rPr>
+                <w:sz w:val="18"/>
+              </w:rPr>
+              <w:t xml:space="preserve"> — 23 slides, </w:t>
+            </w:r>
+            <w:r>
+              <w:rPr>
                 <w:b/>
                 <w:sz w:val="18"/>
               </w:rPr>
-              <w:t>ACTION: not yet built</w:t>
+              <w:t>ACTION: swap the wireframe on the demo slide for a dashboard screenshot</w:t>
             </w:r>
           </w:p>
         </w:tc>
